--- a/Lab/Prueba-Temporal_TikZ/salida/poblaciones_paises_graficas_lineas_interpretacion_representacion_n2_v1_1.docx
+++ b/Lab/Prueba-Temporal_TikZ/salida/poblaciones_paises_graficas_lineas_interpretacion_representacion_n2_v1_1.docx
@@ -66,7 +66,7 @@
       <w:r>
         <w:drawing>
           <wp:inline>
-            <wp:extent cx="5039999" cy="2778591"/>
+            <wp:extent cx="5039999" cy="2691929"/>
             <wp:effectExtent b="0" l="0" r="0" t="0"/>
             <wp:docPr descr="image" title="" id="21" name="Picture"/>
             <a:graphic>
@@ -96,7 +96,7 @@
                   <pic:spPr bwMode="auto">
                     <a:xfrm>
                       <a:off x="0" y="0"/>
-                      <a:ext cx="5039999" cy="2778591"/>
+                      <a:ext cx="5039999" cy="2691929"/>
                     </a:xfrm>
                     <a:prstGeom prst="rect">
                       <a:avLst/>
@@ -145,7 +145,7 @@
         </w:numPr>
       </w:pPr>
       <w:r>
-        <w:t xml:space="preserve">2006</w:t>
+        <w:t xml:space="preserve">1982</w:t>
       </w:r>
     </w:p>
     <w:p>
@@ -156,7 +156,7 @@
         </w:numPr>
       </w:pPr>
       <w:r>
-        <w:t xml:space="preserve">1960</w:t>
+        <w:t xml:space="preserve">1978</w:t>
       </w:r>
     </w:p>
     <w:p>
@@ -167,7 +167,7 @@
         </w:numPr>
       </w:pPr>
       <w:r>
-        <w:t xml:space="preserve">2013</w:t>
+        <w:t xml:space="preserve">1990</w:t>
       </w:r>
     </w:p>
     <w:p>
@@ -178,7 +178,7 @@
         </w:numPr>
       </w:pPr>
       <w:r>
-        <w:t xml:space="preserve">1998</w:t>
+        <w:t xml:space="preserve">1988</w:t>
       </w:r>
     </w:p>
     <w:p>
@@ -286,7 +286,7 @@
           <w:b/>
           <w:bCs/>
         </w:rPr>
-        <w:t xml:space="preserve">1998</w:t>
+        <w:t xml:space="preserve">1988</w:t>
       </w:r>
       <w:r>
         <w:t xml:space="preserve">, donde ambas poblaciones alcanzan un valor similar de aproximadamente 35-37 millones de habitantes.</w:t>
@@ -310,13 +310,13 @@
         <w:t xml:space="preserve"> </w:t>
       </w:r>
       <w:r>
-        <w:t xml:space="preserve">- Antes de 1998: País 5 &gt; País 2</w:t>
+        <w:t xml:space="preserve">- Antes de 1988: País 5 &gt; País 2</w:t>
       </w:r>
       <w:r>
         <w:t xml:space="preserve"> </w:t>
       </w:r>
       <w:r>
-        <w:t xml:space="preserve">- Después de 1998: País 2 &gt; País 5</w:t>
+        <w:t xml:space="preserve">- Después de 1988: País 2 &gt; País 5</w:t>
       </w:r>
     </w:p>
     <w:p>
@@ -334,7 +334,7 @@
         <w:t xml:space="preserve">Falso</w:t>
       </w:r>
       <w:r>
-        <w:t xml:space="preserve">. El año 2006 no corresponde al punto de intersección de las líneas.</w:t>
+        <w:t xml:space="preserve">. El año 1982 no corresponde al punto de intersección de las líneas.</w:t>
       </w:r>
     </w:p>
     <w:p>
@@ -352,7 +352,7 @@
         <w:t xml:space="preserve">Falso</w:t>
       </w:r>
       <w:r>
-        <w:t xml:space="preserve">. El año 1960 no corresponde al punto de intersección de las líneas.</w:t>
+        <w:t xml:space="preserve">. El año 1978 no corresponde al punto de intersección de las líneas.</w:t>
       </w:r>
     </w:p>
     <w:p>
@@ -370,7 +370,7 @@
         <w:t xml:space="preserve">Falso</w:t>
       </w:r>
       <w:r>
-        <w:t xml:space="preserve">. El año 2013 no corresponde al punto de intersección de las líneas.</w:t>
+        <w:t xml:space="preserve">. El año 1990 no corresponde al punto de intersección de las líneas.</w:t>
       </w:r>
     </w:p>
     <w:p>
@@ -388,7 +388,7 @@
         <w:t xml:space="preserve">Verdadero</w:t>
       </w:r>
       <w:r>
-        <w:t xml:space="preserve">. El año 1998 corresponde al punto de intersección visual entre las líneas del País 2 y País 5.</w:t>
+        <w:t xml:space="preserve">. El año 1988 corresponde al punto de intersección visual entre las líneas del País 2 y País 5.</w:t>
       </w:r>
     </w:p>
     <w:p>
@@ -422,7 +422,7 @@
       <w:r>
         <w:drawing>
           <wp:inline>
-            <wp:extent cx="5039999" cy="2778591"/>
+            <wp:extent cx="5039999" cy="2691929"/>
             <wp:effectExtent b="0" l="0" r="0" t="0"/>
             <wp:docPr descr="image" title="" id="25" name="Picture"/>
             <a:graphic>
@@ -452,7 +452,7 @@
                   <pic:spPr bwMode="auto">
                     <a:xfrm>
                       <a:off x="0" y="0"/>
-                      <a:ext cx="5039999" cy="2778591"/>
+                      <a:ext cx="5039999" cy="2691929"/>
                     </a:xfrm>
                     <a:prstGeom prst="rect">
                       <a:avLst/>
@@ -501,7 +501,7 @@
         </w:numPr>
       </w:pPr>
       <w:r>
-        <w:t xml:space="preserve">1995</w:t>
+        <w:t xml:space="preserve">1996</w:t>
       </w:r>
     </w:p>
     <w:p>
@@ -512,7 +512,7 @@
         </w:numPr>
       </w:pPr>
       <w:r>
-        <w:t xml:space="preserve">1989</w:t>
+        <w:t xml:space="preserve">2002</w:t>
       </w:r>
     </w:p>
     <w:p>
@@ -523,7 +523,7 @@
         </w:numPr>
       </w:pPr>
       <w:r>
-        <w:t xml:space="preserve">1990</w:t>
+        <w:t xml:space="preserve">2013</w:t>
       </w:r>
     </w:p>
     <w:p>
@@ -642,7 +642,7 @@
           <w:b/>
           <w:bCs/>
         </w:rPr>
-        <w:t xml:space="preserve">1989</w:t>
+        <w:t xml:space="preserve">1996</w:t>
       </w:r>
       <w:r>
         <w:t xml:space="preserve">, donde ambas poblaciones alcanzan un valor similar de aproximadamente 35-37 millones de habitantes.</w:t>
@@ -666,13 +666,13 @@
         <w:t xml:space="preserve"> </w:t>
       </w:r>
       <w:r>
-        <w:t xml:space="preserve">- Antes de 1989: País 5 &gt; País 2</w:t>
+        <w:t xml:space="preserve">- Antes de 1996: País 5 &gt; País 2</w:t>
       </w:r>
       <w:r>
         <w:t xml:space="preserve"> </w:t>
       </w:r>
       <w:r>
-        <w:t xml:space="preserve">- Después de 1989: País 2 &gt; País 5</w:t>
+        <w:t xml:space="preserve">- Después de 1996: País 2 &gt; País 5</w:t>
       </w:r>
     </w:p>
     <w:p>
@@ -687,10 +687,28 @@
           <w:b/>
           <w:bCs/>
         </w:rPr>
+        <w:t xml:space="preserve">Verdadero</w:t>
+      </w:r>
+      <w:r>
+        <w:t xml:space="preserve">. El año 1996 corresponde al punto de intersección visual entre las líneas del País 2 y País 5.</w:t>
+      </w:r>
+    </w:p>
+    <w:p>
+      <w:pPr>
+        <w:numPr>
+          <w:ilvl w:val="1"/>
+          <w:numId w:val="1007"/>
+        </w:numPr>
+      </w:pPr>
+      <w:r>
+        <w:rPr>
+          <w:b/>
+          <w:bCs/>
+        </w:rPr>
         <w:t xml:space="preserve">Falso</w:t>
       </w:r>
       <w:r>
-        <w:t xml:space="preserve">. El año 1995 no corresponde al punto de intersección de las líneas.</w:t>
+        <w:t xml:space="preserve">. El año 2002 no corresponde al punto de intersección de las líneas.</w:t>
       </w:r>
     </w:p>
     <w:p>
@@ -705,28 +723,10 @@
           <w:b/>
           <w:bCs/>
         </w:rPr>
-        <w:t xml:space="preserve">Verdadero</w:t>
-      </w:r>
-      <w:r>
-        <w:t xml:space="preserve">. El año 1989 corresponde al punto de intersección visual entre las líneas del País 2 y País 5.</w:t>
-      </w:r>
-    </w:p>
-    <w:p>
-      <w:pPr>
-        <w:numPr>
-          <w:ilvl w:val="1"/>
-          <w:numId w:val="1007"/>
-        </w:numPr>
-      </w:pPr>
-      <w:r>
-        <w:rPr>
-          <w:b/>
-          <w:bCs/>
-        </w:rPr>
         <w:t xml:space="preserve">Falso</w:t>
       </w:r>
       <w:r>
-        <w:t xml:space="preserve">. El año 1990 no corresponde al punto de intersección de las líneas.</w:t>
+        <w:t xml:space="preserve">. El año 2013 no corresponde al punto de intersección de las líneas.</w:t>
       </w:r>
     </w:p>
     <w:p>
@@ -778,7 +778,7 @@
       <w:r>
         <w:drawing>
           <wp:inline>
-            <wp:extent cx="5039999" cy="2778591"/>
+            <wp:extent cx="5039999" cy="2691929"/>
             <wp:effectExtent b="0" l="0" r="0" t="0"/>
             <wp:docPr descr="image" title="" id="29" name="Picture"/>
             <a:graphic>
@@ -808,7 +808,7 @@
                   <pic:spPr bwMode="auto">
                     <a:xfrm>
                       <a:off x="0" y="0"/>
-                      <a:ext cx="5039999" cy="2778591"/>
+                      <a:ext cx="5039999" cy="2691929"/>
                     </a:xfrm>
                     <a:prstGeom prst="rect">
                       <a:avLst/>
@@ -857,7 +857,7 @@
         </w:numPr>
       </w:pPr>
       <w:r>
-        <w:t xml:space="preserve">1988</w:t>
+        <w:t xml:space="preserve">2004</w:t>
       </w:r>
     </w:p>
     <w:p>
@@ -868,7 +868,7 @@
         </w:numPr>
       </w:pPr>
       <w:r>
-        <w:t xml:space="preserve">1982</w:t>
+        <w:t xml:space="preserve">1987</w:t>
       </w:r>
     </w:p>
     <w:p>
@@ -879,7 +879,7 @@
         </w:numPr>
       </w:pPr>
       <w:r>
-        <w:t xml:space="preserve">1990</w:t>
+        <w:t xml:space="preserve">1986</w:t>
       </w:r>
     </w:p>
     <w:p>
@@ -890,7 +890,7 @@
         </w:numPr>
       </w:pPr>
       <w:r>
-        <w:t xml:space="preserve">2013</w:t>
+        <w:t xml:space="preserve">1996</w:t>
       </w:r>
     </w:p>
     <w:p>
@@ -998,7 +998,7 @@
           <w:b/>
           <w:bCs/>
         </w:rPr>
-        <w:t xml:space="preserve">1988</w:t>
+        <w:t xml:space="preserve">1996</w:t>
       </w:r>
       <w:r>
         <w:t xml:space="preserve">, donde ambas poblaciones alcanzan un valor similar de aproximadamente 35-37 millones de habitantes.</w:t>
@@ -1022,13 +1022,13 @@
         <w:t xml:space="preserve"> </w:t>
       </w:r>
       <w:r>
-        <w:t xml:space="preserve">- Antes de 1988: País 5 &gt; País 2</w:t>
+        <w:t xml:space="preserve">- Antes de 1996: País 5 &gt; País 2</w:t>
       </w:r>
       <w:r>
         <w:t xml:space="preserve"> </w:t>
       </w:r>
       <w:r>
-        <w:t xml:space="preserve">- Después de 1988: País 2 &gt; País 5</w:t>
+        <w:t xml:space="preserve">- Después de 1996: País 2 &gt; País 5</w:t>
       </w:r>
     </w:p>
     <w:p>
@@ -1043,64 +1043,64 @@
           <w:b/>
           <w:bCs/>
         </w:rPr>
+        <w:t xml:space="preserve">Falso</w:t>
+      </w:r>
+      <w:r>
+        <w:t xml:space="preserve">. El año 2004 no corresponde al punto de intersección de las líneas.</w:t>
+      </w:r>
+    </w:p>
+    <w:p>
+      <w:pPr>
+        <w:numPr>
+          <w:ilvl w:val="1"/>
+          <w:numId w:val="1010"/>
+        </w:numPr>
+      </w:pPr>
+      <w:r>
+        <w:rPr>
+          <w:b/>
+          <w:bCs/>
+        </w:rPr>
+        <w:t xml:space="preserve">Falso</w:t>
+      </w:r>
+      <w:r>
+        <w:t xml:space="preserve">. El año 1987 no corresponde al punto de intersección de las líneas.</w:t>
+      </w:r>
+    </w:p>
+    <w:p>
+      <w:pPr>
+        <w:numPr>
+          <w:ilvl w:val="1"/>
+          <w:numId w:val="1010"/>
+        </w:numPr>
+      </w:pPr>
+      <w:r>
+        <w:rPr>
+          <w:b/>
+          <w:bCs/>
+        </w:rPr>
+        <w:t xml:space="preserve">Falso</w:t>
+      </w:r>
+      <w:r>
+        <w:t xml:space="preserve">. El año 1986 no corresponde al punto de intersección de las líneas.</w:t>
+      </w:r>
+    </w:p>
+    <w:p>
+      <w:pPr>
+        <w:numPr>
+          <w:ilvl w:val="1"/>
+          <w:numId w:val="1010"/>
+        </w:numPr>
+      </w:pPr>
+      <w:r>
+        <w:rPr>
+          <w:b/>
+          <w:bCs/>
+        </w:rPr>
         <w:t xml:space="preserve">Verdadero</w:t>
       </w:r>
       <w:r>
-        <w:t xml:space="preserve">. El año 1988 corresponde al punto de intersección visual entre las líneas del País 2 y País 5.</w:t>
-      </w:r>
-    </w:p>
-    <w:p>
-      <w:pPr>
-        <w:numPr>
-          <w:ilvl w:val="1"/>
-          <w:numId w:val="1010"/>
-        </w:numPr>
-      </w:pPr>
-      <w:r>
-        <w:rPr>
-          <w:b/>
-          <w:bCs/>
-        </w:rPr>
-        <w:t xml:space="preserve">Falso</w:t>
-      </w:r>
-      <w:r>
-        <w:t xml:space="preserve">. El año 1982 no corresponde al punto de intersección de las líneas.</w:t>
-      </w:r>
-    </w:p>
-    <w:p>
-      <w:pPr>
-        <w:numPr>
-          <w:ilvl w:val="1"/>
-          <w:numId w:val="1010"/>
-        </w:numPr>
-      </w:pPr>
-      <w:r>
-        <w:rPr>
-          <w:b/>
-          <w:bCs/>
-        </w:rPr>
-        <w:t xml:space="preserve">Falso</w:t>
-      </w:r>
-      <w:r>
-        <w:t xml:space="preserve">. El año 1990 no corresponde al punto de intersección de las líneas.</w:t>
-      </w:r>
-    </w:p>
-    <w:p>
-      <w:pPr>
-        <w:numPr>
-          <w:ilvl w:val="1"/>
-          <w:numId w:val="1010"/>
-        </w:numPr>
-      </w:pPr>
-      <w:r>
-        <w:rPr>
-          <w:b/>
-          <w:bCs/>
-        </w:rPr>
-        <w:t xml:space="preserve">Falso</w:t>
-      </w:r>
-      <w:r>
-        <w:t xml:space="preserve">. El año 2013 no corresponde al punto de intersección de las líneas.</w:t>
+        <w:t xml:space="preserve">. El año 1996 corresponde al punto de intersección visual entre las líneas del País 2 y País 5.</w:t>
       </w:r>
     </w:p>
     <w:bookmarkEnd w:id="32"/>
